--- a/Documents/Action plan 2.docx
+++ b/Documents/Action plan 2.docx
@@ -4,37 +4,37 @@
   <w:body>
     <w:tbl>
       <w:tblPr>
-        <w:tblStyle w:val="PlainTable1"/>
+        <w:tblStyle w:val="TableGridLight"/>
         <w:tblW w:w="0" w:type="auto"/>
         <w:tblLook w:val="04A0" w:firstRow="1" w:lastRow="0" w:firstColumn="1" w:lastColumn="0" w:noHBand="0" w:noVBand="1"/>
       </w:tblPr>
       <w:tblGrid>
-        <w:gridCol w:w="1994"/>
-        <w:gridCol w:w="1939"/>
-        <w:gridCol w:w="1706"/>
-        <w:gridCol w:w="2067"/>
-        <w:gridCol w:w="1644"/>
+        <w:gridCol w:w="1842"/>
+        <w:gridCol w:w="1880"/>
+        <w:gridCol w:w="2342"/>
+        <w:gridCol w:w="1834"/>
+        <w:gridCol w:w="1452"/>
       </w:tblGrid>
       <w:tr>
-        <w:trPr>
-          <w:cnfStyle w:val="100000000000" w:firstRow="1" w:lastRow="0" w:firstColumn="0" w:lastColumn="0" w:oddVBand="0" w:evenVBand="0" w:oddHBand="0" w:evenHBand="0" w:firstRowFirstColumn="0" w:firstRowLastColumn="0" w:lastRowFirstColumn="0" w:lastRowLastColumn="0"/>
-        </w:trPr>
-        <w:tc>
-          <w:tcPr>
-            <w:cnfStyle w:val="001000000000" w:firstRow="0" w:lastRow="0" w:firstColumn="1" w:lastColumn="0" w:oddVBand="0" w:evenVBand="0" w:oddHBand="0" w:evenHBand="0" w:firstRowFirstColumn="0" w:firstRowLastColumn="0" w:lastRowFirstColumn="0" w:lastRowLastColumn="0"/>
-            <w:tcW w:w="0" w:type="auto"/>
-            <w:hideMark/>
-          </w:tcPr>
-          <w:p>
-            <w:pPr>
-              <w:spacing w:after="160" w:line="278" w:lineRule="auto"/>
-              <w:rPr>
-                <w:rFonts w:asciiTheme="majorBidi" w:hAnsiTheme="majorBidi" w:cstheme="majorBidi"/>
-              </w:rPr>
-            </w:pPr>
-            <w:r>
-              <w:rPr>
-                <w:rFonts w:asciiTheme="majorBidi" w:hAnsiTheme="majorBidi" w:cstheme="majorBidi"/>
+        <w:tc>
+          <w:tcPr>
+            <w:tcW w:w="0" w:type="auto"/>
+            <w:hideMark/>
+          </w:tcPr>
+          <w:p>
+            <w:pPr>
+              <w:spacing w:after="160" w:line="278" w:lineRule="auto"/>
+              <w:rPr>
+                <w:rFonts w:asciiTheme="majorBidi" w:hAnsiTheme="majorBidi" w:cstheme="majorBidi"/>
+                <w:b/>
+                <w:bCs/>
+              </w:rPr>
+            </w:pPr>
+            <w:r>
+              <w:rPr>
+                <w:rFonts w:asciiTheme="majorBidi" w:hAnsiTheme="majorBidi" w:cstheme="majorBidi"/>
+                <w:b/>
+                <w:bCs/>
               </w:rPr>
               <w:t>What do I want/need to learn?</w:t>
             </w:r>
@@ -48,14 +48,17 @@
           <w:p>
             <w:pPr>
               <w:spacing w:after="160" w:line="278" w:lineRule="auto"/>
-              <w:cnfStyle w:val="100000000000" w:firstRow="1" w:lastRow="0" w:firstColumn="0" w:lastColumn="0" w:oddVBand="0" w:evenVBand="0" w:oddHBand="0" w:evenHBand="0" w:firstRowFirstColumn="0" w:firstRowLastColumn="0" w:lastRowFirstColumn="0" w:lastRowLastColumn="0"/>
-              <w:rPr>
-                <w:rFonts w:asciiTheme="majorBidi" w:hAnsiTheme="majorBidi" w:cstheme="majorBidi"/>
-              </w:rPr>
-            </w:pPr>
-            <w:r>
-              <w:rPr>
-                <w:rFonts w:asciiTheme="majorBidi" w:hAnsiTheme="majorBidi" w:cstheme="majorBidi"/>
+              <w:rPr>
+                <w:rFonts w:asciiTheme="majorBidi" w:hAnsiTheme="majorBidi" w:cstheme="majorBidi"/>
+                <w:b/>
+                <w:bCs/>
+              </w:rPr>
+            </w:pPr>
+            <w:r>
+              <w:rPr>
+                <w:rFonts w:asciiTheme="majorBidi" w:hAnsiTheme="majorBidi" w:cstheme="majorBidi"/>
+                <w:b/>
+                <w:bCs/>
               </w:rPr>
               <w:t>What do I have to do to achieve this?</w:t>
             </w:r>
@@ -69,14 +72,17 @@
           <w:p>
             <w:pPr>
               <w:spacing w:after="160" w:line="278" w:lineRule="auto"/>
-              <w:cnfStyle w:val="100000000000" w:firstRow="1" w:lastRow="0" w:firstColumn="0" w:lastColumn="0" w:oddVBand="0" w:evenVBand="0" w:oddHBand="0" w:evenHBand="0" w:firstRowFirstColumn="0" w:firstRowLastColumn="0" w:lastRowFirstColumn="0" w:lastRowLastColumn="0"/>
-              <w:rPr>
-                <w:rFonts w:asciiTheme="majorBidi" w:hAnsiTheme="majorBidi" w:cstheme="majorBidi"/>
-              </w:rPr>
-            </w:pPr>
-            <w:r>
-              <w:rPr>
-                <w:rFonts w:asciiTheme="majorBidi" w:hAnsiTheme="majorBidi" w:cstheme="majorBidi"/>
+              <w:rPr>
+                <w:rFonts w:asciiTheme="majorBidi" w:hAnsiTheme="majorBidi" w:cstheme="majorBidi"/>
+                <w:b/>
+                <w:bCs/>
+              </w:rPr>
+            </w:pPr>
+            <w:r>
+              <w:rPr>
+                <w:rFonts w:asciiTheme="majorBidi" w:hAnsiTheme="majorBidi" w:cstheme="majorBidi"/>
+                <w:b/>
+                <w:bCs/>
               </w:rPr>
               <w:t>What resources or support will I need?</w:t>
             </w:r>
@@ -90,14 +96,17 @@
           <w:p>
             <w:pPr>
               <w:spacing w:after="160" w:line="278" w:lineRule="auto"/>
-              <w:cnfStyle w:val="100000000000" w:firstRow="1" w:lastRow="0" w:firstColumn="0" w:lastColumn="0" w:oddVBand="0" w:evenVBand="0" w:oddHBand="0" w:evenHBand="0" w:firstRowFirstColumn="0" w:firstRowLastColumn="0" w:lastRowFirstColumn="0" w:lastRowLastColumn="0"/>
-              <w:rPr>
-                <w:rFonts w:asciiTheme="majorBidi" w:hAnsiTheme="majorBidi" w:cstheme="majorBidi"/>
-              </w:rPr>
-            </w:pPr>
-            <w:r>
-              <w:rPr>
-                <w:rFonts w:asciiTheme="majorBidi" w:hAnsiTheme="majorBidi" w:cstheme="majorBidi"/>
+              <w:rPr>
+                <w:rFonts w:asciiTheme="majorBidi" w:hAnsiTheme="majorBidi" w:cstheme="majorBidi"/>
+                <w:b/>
+                <w:bCs/>
+              </w:rPr>
+            </w:pPr>
+            <w:r>
+              <w:rPr>
+                <w:rFonts w:asciiTheme="majorBidi" w:hAnsiTheme="majorBidi" w:cstheme="majorBidi"/>
+                <w:b/>
+                <w:bCs/>
               </w:rPr>
               <w:t>How will I measure success?</w:t>
             </w:r>
@@ -111,14 +120,17 @@
           <w:p>
             <w:pPr>
               <w:spacing w:after="160" w:line="278" w:lineRule="auto"/>
-              <w:cnfStyle w:val="100000000000" w:firstRow="1" w:lastRow="0" w:firstColumn="0" w:lastColumn="0" w:oddVBand="0" w:evenVBand="0" w:oddHBand="0" w:evenHBand="0" w:firstRowFirstColumn="0" w:firstRowLastColumn="0" w:lastRowFirstColumn="0" w:lastRowLastColumn="0"/>
-              <w:rPr>
-                <w:rFonts w:asciiTheme="majorBidi" w:hAnsiTheme="majorBidi" w:cstheme="majorBidi"/>
-              </w:rPr>
-            </w:pPr>
-            <w:r>
-              <w:rPr>
-                <w:rFonts w:asciiTheme="majorBidi" w:hAnsiTheme="majorBidi" w:cstheme="majorBidi"/>
+              <w:rPr>
+                <w:rFonts w:asciiTheme="majorBidi" w:hAnsiTheme="majorBidi" w:cstheme="majorBidi"/>
+                <w:b/>
+                <w:bCs/>
+              </w:rPr>
+            </w:pPr>
+            <w:r>
+              <w:rPr>
+                <w:rFonts w:asciiTheme="majorBidi" w:hAnsiTheme="majorBidi" w:cstheme="majorBidi"/>
+                <w:b/>
+                <w:bCs/>
               </w:rPr>
               <w:t>Target dates for review and completion</w:t>
             </w:r>
@@ -126,111 +138,117 @@
         </w:tc>
       </w:tr>
       <w:tr>
-        <w:trPr>
-          <w:cnfStyle w:val="000000100000" w:firstRow="0" w:lastRow="0" w:firstColumn="0" w:lastColumn="0" w:oddVBand="0" w:evenVBand="0" w:oddHBand="1" w:evenHBand="0" w:firstRowFirstColumn="0" w:firstRowLastColumn="0" w:lastRowFirstColumn="0" w:lastRowLastColumn="0"/>
-        </w:trPr>
-        <w:tc>
-          <w:tcPr>
-            <w:cnfStyle w:val="001000000000" w:firstRow="0" w:lastRow="0" w:firstColumn="1" w:lastColumn="0" w:oddVBand="0" w:evenVBand="0" w:oddHBand="0" w:evenHBand="0" w:firstRowFirstColumn="0" w:firstRowLastColumn="0" w:lastRowFirstColumn="0" w:lastRowLastColumn="0"/>
-            <w:tcW w:w="0" w:type="auto"/>
-            <w:hideMark/>
-          </w:tcPr>
-          <w:p>
-            <w:pPr>
-              <w:spacing w:after="160" w:line="278" w:lineRule="auto"/>
-              <w:rPr>
-                <w:rFonts w:asciiTheme="majorBidi" w:hAnsiTheme="majorBidi" w:cstheme="majorBidi"/>
-              </w:rPr>
-            </w:pPr>
-            <w:r>
-              <w:rPr>
-                <w:rFonts w:asciiTheme="majorBidi" w:hAnsiTheme="majorBidi" w:cstheme="majorBidi"/>
-              </w:rPr>
-              <w:t>Deepen understanding of quantitative analysis using SPSS.</w:t>
-            </w:r>
-          </w:p>
-        </w:tc>
-        <w:tc>
-          <w:tcPr>
-            <w:tcW w:w="0" w:type="auto"/>
-            <w:hideMark/>
-          </w:tcPr>
-          <w:p>
-            <w:pPr>
-              <w:spacing w:after="160" w:line="278" w:lineRule="auto"/>
-              <w:cnfStyle w:val="000000100000" w:firstRow="0" w:lastRow="0" w:firstColumn="0" w:lastColumn="0" w:oddVBand="0" w:evenVBand="0" w:oddHBand="1" w:evenHBand="0" w:firstRowFirstColumn="0" w:firstRowLastColumn="0" w:lastRowFirstColumn="0" w:lastRowLastColumn="0"/>
-              <w:rPr>
-                <w:rFonts w:asciiTheme="majorBidi" w:hAnsiTheme="majorBidi" w:cstheme="majorBidi"/>
-              </w:rPr>
-            </w:pPr>
-            <w:r>
-              <w:rPr>
-                <w:rFonts w:asciiTheme="majorBidi" w:hAnsiTheme="majorBidi" w:cstheme="majorBidi"/>
-              </w:rPr>
-              <w:t>Work through SPSS exercises from class, watch tutorials, and apply concepts using real datasets.</w:t>
-            </w:r>
-          </w:p>
-        </w:tc>
-        <w:tc>
-          <w:tcPr>
-            <w:tcW w:w="0" w:type="auto"/>
-            <w:hideMark/>
-          </w:tcPr>
-          <w:p>
-            <w:pPr>
-              <w:spacing w:after="160" w:line="278" w:lineRule="auto"/>
-              <w:cnfStyle w:val="000000100000" w:firstRow="0" w:lastRow="0" w:firstColumn="0" w:lastColumn="0" w:oddVBand="0" w:evenVBand="0" w:oddHBand="1" w:evenHBand="0" w:firstRowFirstColumn="0" w:firstRowLastColumn="0" w:lastRowFirstColumn="0" w:lastRowLastColumn="0"/>
-              <w:rPr>
-                <w:rFonts w:asciiTheme="majorBidi" w:hAnsiTheme="majorBidi" w:cstheme="majorBidi"/>
-              </w:rPr>
-            </w:pPr>
-            <w:r>
-              <w:rPr>
-                <w:rFonts w:asciiTheme="majorBidi" w:hAnsiTheme="majorBidi" w:cstheme="majorBidi"/>
-              </w:rPr>
-              <w:t>Access to SPSS, teaching staff guidance, peer feedback.</w:t>
-            </w:r>
-          </w:p>
-        </w:tc>
-        <w:tc>
-          <w:tcPr>
-            <w:tcW w:w="0" w:type="auto"/>
-            <w:hideMark/>
-          </w:tcPr>
-          <w:p>
-            <w:pPr>
-              <w:spacing w:after="160" w:line="278" w:lineRule="auto"/>
-              <w:cnfStyle w:val="000000100000" w:firstRow="0" w:lastRow="0" w:firstColumn="0" w:lastColumn="0" w:oddVBand="0" w:evenVBand="0" w:oddHBand="1" w:evenHBand="0" w:firstRowFirstColumn="0" w:firstRowLastColumn="0" w:lastRowFirstColumn="0" w:lastRowLastColumn="0"/>
-              <w:rPr>
-                <w:rFonts w:asciiTheme="majorBidi" w:hAnsiTheme="majorBidi" w:cstheme="majorBidi"/>
-              </w:rPr>
-            </w:pPr>
-            <w:r>
-              <w:rPr>
-                <w:rFonts w:asciiTheme="majorBidi" w:hAnsiTheme="majorBidi" w:cstheme="majorBidi"/>
-              </w:rPr>
-              <w:t>Successful completion of in-course analysis tasks and improved confidence in interpreting statistical outputs.</w:t>
-            </w:r>
-          </w:p>
-        </w:tc>
-        <w:tc>
-          <w:tcPr>
-            <w:tcW w:w="0" w:type="auto"/>
-            <w:hideMark/>
-          </w:tcPr>
-          <w:p>
-            <w:pPr>
-              <w:spacing w:after="160" w:line="278" w:lineRule="auto"/>
-              <w:cnfStyle w:val="000000100000" w:firstRow="0" w:lastRow="0" w:firstColumn="0" w:lastColumn="0" w:oddVBand="0" w:evenVBand="0" w:oddHBand="1" w:evenHBand="0" w:firstRowFirstColumn="0" w:firstRowLastColumn="0" w:lastRowFirstColumn="0" w:lastRowLastColumn="0"/>
-              <w:rPr>
-                <w:rFonts w:asciiTheme="majorBidi" w:hAnsiTheme="majorBidi" w:cstheme="majorBidi"/>
-              </w:rPr>
-            </w:pPr>
-            <w:r>
-              <w:rPr>
-                <w:rFonts w:asciiTheme="majorBidi" w:hAnsiTheme="majorBidi" w:cstheme="majorBidi"/>
-              </w:rPr>
-              <w:t>Review: November 2025; Completion: January 2026</w:t>
+        <w:tc>
+          <w:tcPr>
+            <w:tcW w:w="0" w:type="auto"/>
+            <w:hideMark/>
+          </w:tcPr>
+          <w:p>
+            <w:pPr>
+              <w:spacing w:after="160" w:line="278" w:lineRule="auto"/>
+              <w:rPr>
+                <w:rFonts w:asciiTheme="majorBidi" w:hAnsiTheme="majorBidi" w:cstheme="majorBidi"/>
+              </w:rPr>
+            </w:pPr>
+            <w:r>
+              <w:rPr>
+                <w:rFonts w:asciiTheme="majorBidi" w:hAnsiTheme="majorBidi" w:cstheme="majorBidi"/>
+              </w:rPr>
+              <w:t>Master advanced neural network architectures (CNNs, RNNs, transformers) and their use cases</w:t>
+            </w:r>
+          </w:p>
+        </w:tc>
+        <w:tc>
+          <w:tcPr>
+            <w:tcW w:w="0" w:type="auto"/>
+            <w:hideMark/>
+          </w:tcPr>
+          <w:p>
+            <w:pPr>
+              <w:spacing w:after="160" w:line="278" w:lineRule="auto"/>
+              <w:rPr>
+                <w:rFonts w:asciiTheme="majorBidi" w:hAnsiTheme="majorBidi" w:cstheme="majorBidi"/>
+              </w:rPr>
+            </w:pPr>
+            <w:r>
+              <w:rPr>
+                <w:rFonts w:asciiTheme="majorBidi" w:hAnsiTheme="majorBidi" w:cstheme="majorBidi"/>
+              </w:rPr>
+              <w:t>Take optional AI workshops; use open-source projects and research articles to build prototypes</w:t>
+            </w:r>
+          </w:p>
+        </w:tc>
+        <w:tc>
+          <w:tcPr>
+            <w:tcW w:w="0" w:type="auto"/>
+            <w:hideMark/>
+          </w:tcPr>
+          <w:p>
+            <w:pPr>
+              <w:spacing w:after="160" w:line="278" w:lineRule="auto"/>
+              <w:rPr>
+                <w:rFonts w:asciiTheme="majorBidi" w:hAnsiTheme="majorBidi" w:cstheme="majorBidi"/>
+              </w:rPr>
+            </w:pPr>
+            <w:r>
+              <w:rPr>
+                <w:rFonts w:asciiTheme="majorBidi" w:hAnsiTheme="majorBidi" w:cstheme="majorBidi"/>
+              </w:rPr>
+              <w:t xml:space="preserve">Access to GPU-enabled computing labs; guidance from project supervisor; online resources (e.g., </w:t>
+            </w:r>
+            <w:proofErr w:type="spellStart"/>
+            <w:r>
+              <w:rPr>
+                <w:rFonts w:asciiTheme="majorBidi" w:hAnsiTheme="majorBidi" w:cstheme="majorBidi"/>
+              </w:rPr>
+              <w:t>arXiv</w:t>
+            </w:r>
+            <w:proofErr w:type="spellEnd"/>
+            <w:r>
+              <w:rPr>
+                <w:rFonts w:asciiTheme="majorBidi" w:hAnsiTheme="majorBidi" w:cstheme="majorBidi"/>
+              </w:rPr>
+              <w:t>, DeepLearning.AI)</w:t>
+            </w:r>
+          </w:p>
+        </w:tc>
+        <w:tc>
+          <w:tcPr>
+            <w:tcW w:w="0" w:type="auto"/>
+            <w:hideMark/>
+          </w:tcPr>
+          <w:p>
+            <w:pPr>
+              <w:spacing w:after="160" w:line="278" w:lineRule="auto"/>
+              <w:rPr>
+                <w:rFonts w:asciiTheme="majorBidi" w:hAnsiTheme="majorBidi" w:cstheme="majorBidi"/>
+              </w:rPr>
+            </w:pPr>
+            <w:r>
+              <w:rPr>
+                <w:rFonts w:asciiTheme="majorBidi" w:hAnsiTheme="majorBidi" w:cstheme="majorBidi"/>
+              </w:rPr>
+              <w:t>Successfully implement deep learning models in final projects; improved grades in practical labs</w:t>
+            </w:r>
+          </w:p>
+        </w:tc>
+        <w:tc>
+          <w:tcPr>
+            <w:tcW w:w="0" w:type="auto"/>
+            <w:hideMark/>
+          </w:tcPr>
+          <w:p>
+            <w:pPr>
+              <w:spacing w:after="160" w:line="278" w:lineRule="auto"/>
+              <w:rPr>
+                <w:rFonts w:asciiTheme="majorBidi" w:hAnsiTheme="majorBidi" w:cstheme="majorBidi"/>
+              </w:rPr>
+            </w:pPr>
+            <w:r>
+              <w:rPr>
+                <w:rFonts w:asciiTheme="majorBidi" w:hAnsiTheme="majorBidi" w:cstheme="majorBidi"/>
+              </w:rPr>
+              <w:t>January 2026</w:t>
             </w:r>
           </w:p>
         </w:tc>
@@ -238,230 +256,203 @@
       <w:tr>
         <w:tc>
           <w:tcPr>
-            <w:cnfStyle w:val="001000000000" w:firstRow="0" w:lastRow="0" w:firstColumn="1" w:lastColumn="0" w:oddVBand="0" w:evenVBand="0" w:oddHBand="0" w:evenHBand="0" w:firstRowFirstColumn="0" w:firstRowLastColumn="0" w:lastRowFirstColumn="0" w:lastRowLastColumn="0"/>
-            <w:tcW w:w="0" w:type="auto"/>
-            <w:hideMark/>
-          </w:tcPr>
-          <w:p>
-            <w:pPr>
-              <w:spacing w:after="160" w:line="278" w:lineRule="auto"/>
-              <w:rPr>
-                <w:rFonts w:asciiTheme="majorBidi" w:hAnsiTheme="majorBidi" w:cstheme="majorBidi"/>
-              </w:rPr>
-            </w:pPr>
-            <w:r>
-              <w:rPr>
-                <w:rFonts w:asciiTheme="majorBidi" w:hAnsiTheme="majorBidi" w:cstheme="majorBidi"/>
-              </w:rPr>
-              <w:t>Learn basic R programming to broaden analytical capabilities.</w:t>
-            </w:r>
-          </w:p>
-        </w:tc>
-        <w:tc>
-          <w:tcPr>
-            <w:tcW w:w="0" w:type="auto"/>
-            <w:hideMark/>
-          </w:tcPr>
-          <w:p>
-            <w:pPr>
-              <w:spacing w:after="160" w:line="278" w:lineRule="auto"/>
-              <w:cnfStyle w:val="000000000000" w:firstRow="0" w:lastRow="0" w:firstColumn="0" w:lastColumn="0" w:oddVBand="0" w:evenVBand="0" w:oddHBand="0" w:evenHBand="0" w:firstRowFirstColumn="0" w:firstRowLastColumn="0" w:lastRowFirstColumn="0" w:lastRowLastColumn="0"/>
-              <w:rPr>
-                <w:rFonts w:asciiTheme="majorBidi" w:hAnsiTheme="majorBidi" w:cstheme="majorBidi"/>
-              </w:rPr>
-            </w:pPr>
-            <w:r>
-              <w:rPr>
-                <w:rFonts w:asciiTheme="majorBidi" w:hAnsiTheme="majorBidi" w:cstheme="majorBidi"/>
-              </w:rPr>
-              <w:t xml:space="preserve">Enroll in an online R course (e.g., via Coursera or </w:t>
-            </w:r>
-            <w:proofErr w:type="spellStart"/>
-            <w:r>
-              <w:rPr>
-                <w:rFonts w:asciiTheme="majorBidi" w:hAnsiTheme="majorBidi" w:cstheme="majorBidi"/>
-              </w:rPr>
-              <w:t>FutureLearn</w:t>
-            </w:r>
-            <w:proofErr w:type="spellEnd"/>
-            <w:r>
-              <w:rPr>
-                <w:rFonts w:asciiTheme="majorBidi" w:hAnsiTheme="majorBidi" w:cstheme="majorBidi"/>
-              </w:rPr>
-              <w:t>); practice weekly.</w:t>
-            </w:r>
-          </w:p>
-        </w:tc>
-        <w:tc>
-          <w:tcPr>
-            <w:tcW w:w="0" w:type="auto"/>
-            <w:hideMark/>
-          </w:tcPr>
-          <w:p>
-            <w:pPr>
-              <w:spacing w:after="160" w:line="278" w:lineRule="auto"/>
-              <w:cnfStyle w:val="000000000000" w:firstRow="0" w:lastRow="0" w:firstColumn="0" w:lastColumn="0" w:oddVBand="0" w:evenVBand="0" w:oddHBand="0" w:evenHBand="0" w:firstRowFirstColumn="0" w:firstRowLastColumn="0" w:lastRowFirstColumn="0" w:lastRowLastColumn="0"/>
-              <w:rPr>
-                <w:rFonts w:asciiTheme="majorBidi" w:hAnsiTheme="majorBidi" w:cstheme="majorBidi"/>
-              </w:rPr>
-            </w:pPr>
-            <w:r>
-              <w:rPr>
-                <w:rFonts w:asciiTheme="majorBidi" w:hAnsiTheme="majorBidi" w:cstheme="majorBidi"/>
-              </w:rPr>
-              <w:t>RStudio access, online platform support, optional peer study group.</w:t>
-            </w:r>
-          </w:p>
-        </w:tc>
-        <w:tc>
-          <w:tcPr>
-            <w:tcW w:w="0" w:type="auto"/>
-            <w:hideMark/>
-          </w:tcPr>
-          <w:p>
-            <w:pPr>
-              <w:spacing w:after="160" w:line="278" w:lineRule="auto"/>
-              <w:cnfStyle w:val="000000000000" w:firstRow="0" w:lastRow="0" w:firstColumn="0" w:lastColumn="0" w:oddVBand="0" w:evenVBand="0" w:oddHBand="0" w:evenHBand="0" w:firstRowFirstColumn="0" w:firstRowLastColumn="0" w:lastRowFirstColumn="0" w:lastRowLastColumn="0"/>
-              <w:rPr>
-                <w:rFonts w:asciiTheme="majorBidi" w:hAnsiTheme="majorBidi" w:cstheme="majorBidi"/>
-              </w:rPr>
-            </w:pPr>
-            <w:r>
-              <w:rPr>
-                <w:rFonts w:asciiTheme="majorBidi" w:hAnsiTheme="majorBidi" w:cstheme="majorBidi"/>
-              </w:rPr>
-              <w:t>Completion certificate from R course and ability to perform basic data manipulation and visualizations.</w:t>
-            </w:r>
-          </w:p>
-        </w:tc>
-        <w:tc>
-          <w:tcPr>
-            <w:tcW w:w="0" w:type="auto"/>
-            <w:hideMark/>
-          </w:tcPr>
-          <w:p>
-            <w:pPr>
-              <w:spacing w:after="160" w:line="278" w:lineRule="auto"/>
-              <w:cnfStyle w:val="000000000000" w:firstRow="0" w:lastRow="0" w:firstColumn="0" w:lastColumn="0" w:oddVBand="0" w:evenVBand="0" w:oddHBand="0" w:evenHBand="0" w:firstRowFirstColumn="0" w:firstRowLastColumn="0" w:lastRowFirstColumn="0" w:lastRowLastColumn="0"/>
-              <w:rPr>
-                <w:rFonts w:asciiTheme="majorBidi" w:hAnsiTheme="majorBidi" w:cstheme="majorBidi"/>
-              </w:rPr>
-            </w:pPr>
-            <w:r>
-              <w:rPr>
-                <w:rFonts w:asciiTheme="majorBidi" w:hAnsiTheme="majorBidi" w:cstheme="majorBidi"/>
-              </w:rPr>
-              <w:t>Review: December 2025; Completion: March 2026</w:t>
+            <w:tcW w:w="0" w:type="auto"/>
+            <w:hideMark/>
+          </w:tcPr>
+          <w:p>
+            <w:pPr>
+              <w:spacing w:after="160" w:line="278" w:lineRule="auto"/>
+              <w:rPr>
+                <w:rFonts w:asciiTheme="majorBidi" w:hAnsiTheme="majorBidi" w:cstheme="majorBidi"/>
+              </w:rPr>
+            </w:pPr>
+            <w:r>
+              <w:rPr>
+                <w:rFonts w:asciiTheme="majorBidi" w:hAnsiTheme="majorBidi" w:cstheme="majorBidi"/>
+              </w:rPr>
+              <w:t>Communicate AI concepts with clarity and awareness of ethical issues</w:t>
+            </w:r>
+          </w:p>
+        </w:tc>
+        <w:tc>
+          <w:tcPr>
+            <w:tcW w:w="0" w:type="auto"/>
+            <w:hideMark/>
+          </w:tcPr>
+          <w:p>
+            <w:pPr>
+              <w:spacing w:after="160" w:line="278" w:lineRule="auto"/>
+              <w:rPr>
+                <w:rFonts w:asciiTheme="majorBidi" w:hAnsiTheme="majorBidi" w:cstheme="majorBidi"/>
+              </w:rPr>
+            </w:pPr>
+            <w:r>
+              <w:rPr>
+                <w:rFonts w:asciiTheme="majorBidi" w:hAnsiTheme="majorBidi" w:cstheme="majorBidi"/>
+              </w:rPr>
+              <w:t>Attend seminars on AI ethics; participate in class discussions and prepare public-style presentations</w:t>
+            </w:r>
+          </w:p>
+        </w:tc>
+        <w:tc>
+          <w:tcPr>
+            <w:tcW w:w="0" w:type="auto"/>
+            <w:hideMark/>
+          </w:tcPr>
+          <w:p>
+            <w:pPr>
+              <w:spacing w:after="160" w:line="278" w:lineRule="auto"/>
+              <w:rPr>
+                <w:rFonts w:asciiTheme="majorBidi" w:hAnsiTheme="majorBidi" w:cstheme="majorBidi"/>
+              </w:rPr>
+            </w:pPr>
+            <w:r>
+              <w:rPr>
+                <w:rFonts w:asciiTheme="majorBidi" w:hAnsiTheme="majorBidi" w:cstheme="majorBidi"/>
+              </w:rPr>
+              <w:t>Tutor and peer feedback; access to relevant reading from Bishop &amp; Bishop (2024) and wider sources</w:t>
+            </w:r>
+          </w:p>
+        </w:tc>
+        <w:tc>
+          <w:tcPr>
+            <w:tcW w:w="0" w:type="auto"/>
+            <w:hideMark/>
+          </w:tcPr>
+          <w:p>
+            <w:pPr>
+              <w:spacing w:after="160" w:line="278" w:lineRule="auto"/>
+              <w:rPr>
+                <w:rFonts w:asciiTheme="majorBidi" w:hAnsiTheme="majorBidi" w:cstheme="majorBidi"/>
+              </w:rPr>
+            </w:pPr>
+            <w:r>
+              <w:rPr>
+                <w:rFonts w:asciiTheme="majorBidi" w:hAnsiTheme="majorBidi" w:cstheme="majorBidi"/>
+              </w:rPr>
+              <w:t>Feedback on presentations; self-assessment based on clarity and completeness of delivered talks</w:t>
+            </w:r>
+          </w:p>
+        </w:tc>
+        <w:tc>
+          <w:tcPr>
+            <w:tcW w:w="0" w:type="auto"/>
+            <w:hideMark/>
+          </w:tcPr>
+          <w:p>
+            <w:pPr>
+              <w:spacing w:after="160" w:line="278" w:lineRule="auto"/>
+              <w:rPr>
+                <w:rFonts w:asciiTheme="majorBidi" w:hAnsiTheme="majorBidi" w:cstheme="majorBidi"/>
+              </w:rPr>
+            </w:pPr>
+            <w:r>
+              <w:rPr>
+                <w:rFonts w:asciiTheme="majorBidi" w:hAnsiTheme="majorBidi" w:cstheme="majorBidi"/>
+              </w:rPr>
+              <w:t>October 2025</w:t>
             </w:r>
           </w:p>
         </w:tc>
       </w:tr>
       <w:tr>
-        <w:trPr>
-          <w:cnfStyle w:val="000000100000" w:firstRow="0" w:lastRow="0" w:firstColumn="0" w:lastColumn="0" w:oddVBand="0" w:evenVBand="0" w:oddHBand="1" w:evenHBand="0" w:firstRowFirstColumn="0" w:firstRowLastColumn="0" w:lastRowFirstColumn="0" w:lastRowLastColumn="0"/>
-        </w:trPr>
-        <w:tc>
-          <w:tcPr>
-            <w:cnfStyle w:val="001000000000" w:firstRow="0" w:lastRow="0" w:firstColumn="1" w:lastColumn="0" w:oddVBand="0" w:evenVBand="0" w:oddHBand="0" w:evenHBand="0" w:firstRowFirstColumn="0" w:firstRowLastColumn="0" w:lastRowFirstColumn="0" w:lastRowLastColumn="0"/>
-            <w:tcW w:w="0" w:type="auto"/>
-            <w:hideMark/>
-          </w:tcPr>
-          <w:p>
-            <w:pPr>
-              <w:spacing w:after="160" w:line="278" w:lineRule="auto"/>
-              <w:rPr>
-                <w:rFonts w:asciiTheme="majorBidi" w:hAnsiTheme="majorBidi" w:cstheme="majorBidi"/>
-              </w:rPr>
-            </w:pPr>
-            <w:r>
-              <w:rPr>
-                <w:rFonts w:asciiTheme="majorBidi" w:hAnsiTheme="majorBidi" w:cstheme="majorBidi"/>
-              </w:rPr>
-              <w:t>Enhance thematic analysis and coding skills for qualitative research.</w:t>
-            </w:r>
-          </w:p>
-        </w:tc>
-        <w:tc>
-          <w:tcPr>
-            <w:tcW w:w="0" w:type="auto"/>
-            <w:hideMark/>
-          </w:tcPr>
-          <w:p>
-            <w:pPr>
-              <w:spacing w:after="160" w:line="278" w:lineRule="auto"/>
-              <w:cnfStyle w:val="000000100000" w:firstRow="0" w:lastRow="0" w:firstColumn="0" w:lastColumn="0" w:oddVBand="0" w:evenVBand="0" w:oddHBand="1" w:evenHBand="0" w:firstRowFirstColumn="0" w:firstRowLastColumn="0" w:lastRowFirstColumn="0" w:lastRowLastColumn="0"/>
-              <w:rPr>
-                <w:rFonts w:asciiTheme="majorBidi" w:hAnsiTheme="majorBidi" w:cstheme="majorBidi"/>
-              </w:rPr>
-            </w:pPr>
-            <w:r>
-              <w:rPr>
-                <w:rFonts w:asciiTheme="majorBidi" w:hAnsiTheme="majorBidi" w:cstheme="majorBidi"/>
-              </w:rPr>
-              <w:t>Review thematic analysis steps from academic sources (e.g., King &amp; Brooks), apply them to sample texts.</w:t>
-            </w:r>
-          </w:p>
-        </w:tc>
-        <w:tc>
-          <w:tcPr>
-            <w:tcW w:w="0" w:type="auto"/>
-            <w:hideMark/>
-          </w:tcPr>
-          <w:p>
-            <w:pPr>
-              <w:spacing w:after="160" w:line="278" w:lineRule="auto"/>
-              <w:cnfStyle w:val="000000100000" w:firstRow="0" w:lastRow="0" w:firstColumn="0" w:lastColumn="0" w:oddVBand="0" w:evenVBand="0" w:oddHBand="1" w:evenHBand="0" w:firstRowFirstColumn="0" w:firstRowLastColumn="0" w:lastRowFirstColumn="0" w:lastRowLastColumn="0"/>
-              <w:rPr>
-                <w:rFonts w:asciiTheme="majorBidi" w:hAnsiTheme="majorBidi" w:cstheme="majorBidi"/>
-              </w:rPr>
-            </w:pPr>
-            <w:r>
-              <w:rPr>
-                <w:rFonts w:asciiTheme="majorBidi" w:hAnsiTheme="majorBidi" w:cstheme="majorBidi"/>
-              </w:rPr>
-              <w:t>Reading materials, access to coding frameworks or NVivo (if possible), tutor feedback.</w:t>
-            </w:r>
-          </w:p>
-        </w:tc>
-        <w:tc>
-          <w:tcPr>
-            <w:tcW w:w="0" w:type="auto"/>
-            <w:hideMark/>
-          </w:tcPr>
-          <w:p>
-            <w:pPr>
-              <w:spacing w:after="160" w:line="278" w:lineRule="auto"/>
-              <w:cnfStyle w:val="000000100000" w:firstRow="0" w:lastRow="0" w:firstColumn="0" w:lastColumn="0" w:oddVBand="0" w:evenVBand="0" w:oddHBand="1" w:evenHBand="0" w:firstRowFirstColumn="0" w:firstRowLastColumn="0" w:lastRowFirstColumn="0" w:lastRowLastColumn="0"/>
-              <w:rPr>
-                <w:rFonts w:asciiTheme="majorBidi" w:hAnsiTheme="majorBidi" w:cstheme="majorBidi"/>
-              </w:rPr>
-            </w:pPr>
-            <w:r>
-              <w:rPr>
-                <w:rFonts w:asciiTheme="majorBidi" w:hAnsiTheme="majorBidi" w:cstheme="majorBidi"/>
-              </w:rPr>
-              <w:t>Accurate theme identification in mock interviews and improvement in qualitative assignments.</w:t>
-            </w:r>
-          </w:p>
-        </w:tc>
-        <w:tc>
-          <w:tcPr>
-            <w:tcW w:w="0" w:type="auto"/>
-            <w:hideMark/>
-          </w:tcPr>
-          <w:p>
-            <w:pPr>
-              <w:spacing w:after="160" w:line="278" w:lineRule="auto"/>
-              <w:cnfStyle w:val="000000100000" w:firstRow="0" w:lastRow="0" w:firstColumn="0" w:lastColumn="0" w:oddVBand="0" w:evenVBand="0" w:oddHBand="1" w:evenHBand="0" w:firstRowFirstColumn="0" w:firstRowLastColumn="0" w:lastRowFirstColumn="0" w:lastRowLastColumn="0"/>
-              <w:rPr>
-                <w:rFonts w:asciiTheme="majorBidi" w:hAnsiTheme="majorBidi" w:cstheme="majorBidi"/>
-              </w:rPr>
-            </w:pPr>
-            <w:r>
-              <w:rPr>
-                <w:rFonts w:asciiTheme="majorBidi" w:hAnsiTheme="majorBidi" w:cstheme="majorBidi"/>
-              </w:rPr>
-              <w:t>Review: October 2025; Completion: December 2025</w:t>
+        <w:tc>
+          <w:tcPr>
+            <w:tcW w:w="0" w:type="auto"/>
+            <w:hideMark/>
+          </w:tcPr>
+          <w:p>
+            <w:pPr>
+              <w:spacing w:after="160" w:line="278" w:lineRule="auto"/>
+              <w:rPr>
+                <w:rFonts w:asciiTheme="majorBidi" w:hAnsiTheme="majorBidi" w:cstheme="majorBidi"/>
+              </w:rPr>
+            </w:pPr>
+            <w:r>
+              <w:rPr>
+                <w:rFonts w:asciiTheme="majorBidi" w:hAnsiTheme="majorBidi" w:cstheme="majorBidi"/>
+              </w:rPr>
+              <w:t>Strengthen programming and debugging skills in Python and R</w:t>
+            </w:r>
+          </w:p>
+        </w:tc>
+        <w:tc>
+          <w:tcPr>
+            <w:tcW w:w="0" w:type="auto"/>
+            <w:hideMark/>
+          </w:tcPr>
+          <w:p>
+            <w:pPr>
+              <w:spacing w:after="160" w:line="278" w:lineRule="auto"/>
+              <w:rPr>
+                <w:rFonts w:asciiTheme="majorBidi" w:hAnsiTheme="majorBidi" w:cstheme="majorBidi"/>
+              </w:rPr>
+            </w:pPr>
+            <w:r>
+              <w:rPr>
+                <w:rFonts w:asciiTheme="majorBidi" w:hAnsiTheme="majorBidi" w:cstheme="majorBidi"/>
+              </w:rPr>
+              <w:t>Practice coding through Kaggle challenges and GitHub contributions; seek code review from peers</w:t>
+            </w:r>
+          </w:p>
+        </w:tc>
+        <w:tc>
+          <w:tcPr>
+            <w:tcW w:w="0" w:type="auto"/>
+            <w:hideMark/>
+          </w:tcPr>
+          <w:p>
+            <w:pPr>
+              <w:spacing w:after="160" w:line="278" w:lineRule="auto"/>
+              <w:rPr>
+                <w:rFonts w:asciiTheme="majorBidi" w:hAnsiTheme="majorBidi" w:cstheme="majorBidi"/>
+              </w:rPr>
+            </w:pPr>
+            <w:r>
+              <w:rPr>
+                <w:rFonts w:asciiTheme="majorBidi" w:hAnsiTheme="majorBidi" w:cstheme="majorBidi"/>
+              </w:rPr>
+              <w:t>Access to GitHub examples and codebases; Python cheat sheets; peer programming support</w:t>
+            </w:r>
+          </w:p>
+        </w:tc>
+        <w:tc>
+          <w:tcPr>
+            <w:tcW w:w="0" w:type="auto"/>
+            <w:hideMark/>
+          </w:tcPr>
+          <w:p>
+            <w:pPr>
+              <w:spacing w:after="160" w:line="278" w:lineRule="auto"/>
+              <w:rPr>
+                <w:rFonts w:asciiTheme="majorBidi" w:hAnsiTheme="majorBidi" w:cstheme="majorBidi"/>
+              </w:rPr>
+            </w:pPr>
+            <w:r>
+              <w:rPr>
+                <w:rFonts w:asciiTheme="majorBidi" w:hAnsiTheme="majorBidi" w:cstheme="majorBidi"/>
+              </w:rPr>
+              <w:t>Decreased debugging time; more efficient code; better performance in lab work</w:t>
+            </w:r>
+          </w:p>
+        </w:tc>
+        <w:tc>
+          <w:tcPr>
+            <w:tcW w:w="0" w:type="auto"/>
+            <w:hideMark/>
+          </w:tcPr>
+          <w:p>
+            <w:pPr>
+              <w:spacing w:after="160" w:line="278" w:lineRule="auto"/>
+              <w:rPr>
+                <w:rFonts w:asciiTheme="majorBidi" w:hAnsiTheme="majorBidi" w:cstheme="majorBidi"/>
+              </w:rPr>
+            </w:pPr>
+            <w:r>
+              <w:rPr>
+                <w:rFonts w:asciiTheme="majorBidi" w:hAnsiTheme="majorBidi" w:cstheme="majorBidi"/>
+              </w:rPr>
+              <w:t>November 2025</w:t>
             </w:r>
           </w:p>
         </w:tc>
@@ -469,151 +460,149 @@
       <w:tr>
         <w:tc>
           <w:tcPr>
-            <w:cnfStyle w:val="001000000000" w:firstRow="0" w:lastRow="0" w:firstColumn="1" w:lastColumn="0" w:oddVBand="0" w:evenVBand="0" w:oddHBand="0" w:evenHBand="0" w:firstRowFirstColumn="0" w:firstRowLastColumn="0" w:lastRowFirstColumn="0" w:lastRowLastColumn="0"/>
-            <w:tcW w:w="0" w:type="auto"/>
-            <w:hideMark/>
-          </w:tcPr>
-          <w:p>
-            <w:pPr>
-              <w:spacing w:after="160" w:line="278" w:lineRule="auto"/>
-              <w:rPr>
-                <w:rFonts w:asciiTheme="majorBidi" w:hAnsiTheme="majorBidi" w:cstheme="majorBidi"/>
-              </w:rPr>
-            </w:pPr>
-            <w:r>
-              <w:rPr>
-                <w:rFonts w:asciiTheme="majorBidi" w:hAnsiTheme="majorBidi" w:cstheme="majorBidi"/>
-              </w:rPr>
-              <w:t>Improve academic writing, especially research reports and literature reviews.</w:t>
-            </w:r>
-          </w:p>
-        </w:tc>
-        <w:tc>
-          <w:tcPr>
-            <w:tcW w:w="0" w:type="auto"/>
-            <w:hideMark/>
-          </w:tcPr>
-          <w:p>
-            <w:pPr>
-              <w:spacing w:after="160" w:line="278" w:lineRule="auto"/>
-              <w:cnfStyle w:val="000000000000" w:firstRow="0" w:lastRow="0" w:firstColumn="0" w:lastColumn="0" w:oddVBand="0" w:evenVBand="0" w:oddHBand="0" w:evenHBand="0" w:firstRowFirstColumn="0" w:firstRowLastColumn="0" w:lastRowFirstColumn="0" w:lastRowLastColumn="0"/>
-              <w:rPr>
-                <w:rFonts w:asciiTheme="majorBidi" w:hAnsiTheme="majorBidi" w:cstheme="majorBidi"/>
-              </w:rPr>
-            </w:pPr>
-            <w:r>
-              <w:rPr>
-                <w:rFonts w:asciiTheme="majorBidi" w:hAnsiTheme="majorBidi" w:cstheme="majorBidi"/>
-              </w:rPr>
-              <w:t>Attend writing workshops and revise drafts using feedback.</w:t>
-            </w:r>
-          </w:p>
-        </w:tc>
-        <w:tc>
-          <w:tcPr>
-            <w:tcW w:w="0" w:type="auto"/>
-            <w:hideMark/>
-          </w:tcPr>
-          <w:p>
-            <w:pPr>
-              <w:spacing w:after="160" w:line="278" w:lineRule="auto"/>
-              <w:cnfStyle w:val="000000000000" w:firstRow="0" w:lastRow="0" w:firstColumn="0" w:lastColumn="0" w:oddVBand="0" w:evenVBand="0" w:oddHBand="0" w:evenHBand="0" w:firstRowFirstColumn="0" w:firstRowLastColumn="0" w:lastRowFirstColumn="0" w:lastRowLastColumn="0"/>
-              <w:rPr>
-                <w:rFonts w:asciiTheme="majorBidi" w:hAnsiTheme="majorBidi" w:cstheme="majorBidi"/>
-              </w:rPr>
-            </w:pPr>
-            <w:r>
-              <w:rPr>
-                <w:rFonts w:asciiTheme="majorBidi" w:hAnsiTheme="majorBidi" w:cstheme="majorBidi"/>
-              </w:rPr>
-              <w:t>Library writing support, tutor one-on-ones, referencing tools (Zotero, EndNote).</w:t>
-            </w:r>
-          </w:p>
-        </w:tc>
-        <w:tc>
-          <w:tcPr>
-            <w:tcW w:w="0" w:type="auto"/>
-            <w:hideMark/>
-          </w:tcPr>
-          <w:p>
-            <w:pPr>
-              <w:spacing w:after="160" w:line="278" w:lineRule="auto"/>
-              <w:cnfStyle w:val="000000000000" w:firstRow="0" w:lastRow="0" w:firstColumn="0" w:lastColumn="0" w:oddVBand="0" w:evenVBand="0" w:oddHBand="0" w:evenHBand="0" w:firstRowFirstColumn="0" w:firstRowLastColumn="0" w:lastRowFirstColumn="0" w:lastRowLastColumn="0"/>
-              <w:rPr>
-                <w:rFonts w:asciiTheme="majorBidi" w:hAnsiTheme="majorBidi" w:cstheme="majorBidi"/>
-              </w:rPr>
-            </w:pPr>
-            <w:r>
-              <w:rPr>
-                <w:rFonts w:asciiTheme="majorBidi" w:hAnsiTheme="majorBidi" w:cstheme="majorBidi"/>
-              </w:rPr>
-              <w:t>Higher clarity and structure in submissions; positive tutor feedback.</w:t>
-            </w:r>
-          </w:p>
-        </w:tc>
-        <w:tc>
-          <w:tcPr>
-            <w:tcW w:w="0" w:type="auto"/>
-            <w:hideMark/>
-          </w:tcPr>
-          <w:p>
-            <w:pPr>
-              <w:spacing w:after="160" w:line="278" w:lineRule="auto"/>
-              <w:cnfStyle w:val="000000000000" w:firstRow="0" w:lastRow="0" w:firstColumn="0" w:lastColumn="0" w:oddVBand="0" w:evenVBand="0" w:oddHBand="0" w:evenHBand="0" w:firstRowFirstColumn="0" w:firstRowLastColumn="0" w:lastRowFirstColumn="0" w:lastRowLastColumn="0"/>
-              <w:rPr>
-                <w:rFonts w:asciiTheme="majorBidi" w:hAnsiTheme="majorBidi" w:cstheme="majorBidi"/>
-              </w:rPr>
-            </w:pPr>
-            <w:r>
-              <w:rPr>
-                <w:rFonts w:asciiTheme="majorBidi" w:hAnsiTheme="majorBidi" w:cstheme="majorBidi"/>
-              </w:rPr>
-              <w:t>Ongoing; Completion: March 2026</w:t>
+            <w:tcW w:w="0" w:type="auto"/>
+            <w:hideMark/>
+          </w:tcPr>
+          <w:p>
+            <w:pPr>
+              <w:spacing w:after="160" w:line="278" w:lineRule="auto"/>
+              <w:rPr>
+                <w:rFonts w:asciiTheme="majorBidi" w:hAnsiTheme="majorBidi" w:cstheme="majorBidi"/>
+              </w:rPr>
+            </w:pPr>
+            <w:r>
+              <w:rPr>
+                <w:rFonts w:asciiTheme="majorBidi" w:hAnsiTheme="majorBidi" w:cstheme="majorBidi"/>
+              </w:rPr>
+              <w:t>Take leadership roles in group assignments or research-based tasks</w:t>
+            </w:r>
+          </w:p>
+        </w:tc>
+        <w:tc>
+          <w:tcPr>
+            <w:tcW w:w="0" w:type="auto"/>
+            <w:hideMark/>
+          </w:tcPr>
+          <w:p>
+            <w:pPr>
+              <w:spacing w:after="160" w:line="278" w:lineRule="auto"/>
+              <w:rPr>
+                <w:rFonts w:asciiTheme="majorBidi" w:hAnsiTheme="majorBidi" w:cstheme="majorBidi"/>
+              </w:rPr>
+            </w:pPr>
+            <w:r>
+              <w:rPr>
+                <w:rFonts w:asciiTheme="majorBidi" w:hAnsiTheme="majorBidi" w:cstheme="majorBidi"/>
+              </w:rPr>
+              <w:t>Volunteer for coordinating tasks in team assignments; learn from observing effective team leads</w:t>
+            </w:r>
+          </w:p>
+        </w:tc>
+        <w:tc>
+          <w:tcPr>
+            <w:tcW w:w="0" w:type="auto"/>
+            <w:hideMark/>
+          </w:tcPr>
+          <w:p>
+            <w:pPr>
+              <w:spacing w:after="160" w:line="278" w:lineRule="auto"/>
+              <w:rPr>
+                <w:rFonts w:asciiTheme="majorBidi" w:hAnsiTheme="majorBidi" w:cstheme="majorBidi"/>
+              </w:rPr>
+            </w:pPr>
+            <w:r>
+              <w:rPr>
+                <w:rFonts w:asciiTheme="majorBidi" w:hAnsiTheme="majorBidi" w:cstheme="majorBidi"/>
+              </w:rPr>
+              <w:t>Instructor feedback; mentorship from previous group leaders; templates for planning work</w:t>
+            </w:r>
+          </w:p>
+        </w:tc>
+        <w:tc>
+          <w:tcPr>
+            <w:tcW w:w="0" w:type="auto"/>
+            <w:hideMark/>
+          </w:tcPr>
+          <w:p>
+            <w:pPr>
+              <w:spacing w:after="160" w:line="278" w:lineRule="auto"/>
+              <w:rPr>
+                <w:rFonts w:asciiTheme="majorBidi" w:hAnsiTheme="majorBidi" w:cstheme="majorBidi"/>
+              </w:rPr>
+            </w:pPr>
+            <w:r>
+              <w:rPr>
+                <w:rFonts w:asciiTheme="majorBidi" w:hAnsiTheme="majorBidi" w:cstheme="majorBidi"/>
+              </w:rPr>
+              <w:t>Reflections in journal logs; improved teamwork scores; peer evaluations</w:t>
+            </w:r>
+          </w:p>
+        </w:tc>
+        <w:tc>
+          <w:tcPr>
+            <w:tcW w:w="0" w:type="auto"/>
+            <w:hideMark/>
+          </w:tcPr>
+          <w:p>
+            <w:pPr>
+              <w:spacing w:after="160" w:line="278" w:lineRule="auto"/>
+              <w:rPr>
+                <w:rFonts w:asciiTheme="majorBidi" w:hAnsiTheme="majorBidi" w:cstheme="majorBidi"/>
+              </w:rPr>
+            </w:pPr>
+            <w:r>
+              <w:rPr>
+                <w:rFonts w:asciiTheme="majorBidi" w:hAnsiTheme="majorBidi" w:cstheme="majorBidi"/>
+              </w:rPr>
+              <w:t>December 2025</w:t>
             </w:r>
           </w:p>
         </w:tc>
       </w:tr>
       <w:tr>
-        <w:trPr>
-          <w:cnfStyle w:val="000000100000" w:firstRow="0" w:lastRow="0" w:firstColumn="0" w:lastColumn="0" w:oddVBand="0" w:evenVBand="0" w:oddHBand="1" w:evenHBand="0" w:firstRowFirstColumn="0" w:firstRowLastColumn="0" w:lastRowFirstColumn="0" w:lastRowLastColumn="0"/>
-        </w:trPr>
-        <w:tc>
-          <w:tcPr>
-            <w:cnfStyle w:val="001000000000" w:firstRow="0" w:lastRow="0" w:firstColumn="1" w:lastColumn="0" w:oddVBand="0" w:evenVBand="0" w:oddHBand="0" w:evenHBand="0" w:firstRowFirstColumn="0" w:firstRowLastColumn="0" w:lastRowFirstColumn="0" w:lastRowLastColumn="0"/>
-            <w:tcW w:w="0" w:type="auto"/>
-            <w:hideMark/>
-          </w:tcPr>
-          <w:p>
-            <w:pPr>
-              <w:spacing w:after="160" w:line="278" w:lineRule="auto"/>
-              <w:rPr>
-                <w:rFonts w:asciiTheme="majorBidi" w:hAnsiTheme="majorBidi" w:cstheme="majorBidi"/>
-              </w:rPr>
-            </w:pPr>
-            <w:r>
-              <w:rPr>
-                <w:rFonts w:asciiTheme="majorBidi" w:hAnsiTheme="majorBidi" w:cstheme="majorBidi"/>
-              </w:rPr>
-              <w:t xml:space="preserve">Practice structured reflection to track learning </w:t>
-            </w:r>
+        <w:tc>
+          <w:tcPr>
+            <w:tcW w:w="0" w:type="auto"/>
+            <w:hideMark/>
+          </w:tcPr>
+          <w:p>
+            <w:pPr>
+              <w:spacing w:after="160" w:line="278" w:lineRule="auto"/>
+              <w:rPr>
+                <w:rFonts w:asciiTheme="majorBidi" w:hAnsiTheme="majorBidi" w:cstheme="majorBidi"/>
+              </w:rPr>
+            </w:pPr>
+            <w:r>
+              <w:rPr>
+                <w:rFonts w:asciiTheme="majorBidi" w:hAnsiTheme="majorBidi" w:cstheme="majorBidi"/>
+              </w:rPr>
+              <w:t xml:space="preserve">Build confidence in critically </w:t>
+            </w:r>
+            <w:proofErr w:type="spellStart"/>
             <w:r>
               <w:rPr>
                 <w:rFonts w:asciiTheme="majorBidi" w:hAnsiTheme="majorBidi" w:cstheme="majorBidi"/>
               </w:rPr>
               <w:lastRenderedPageBreak/>
-              <w:t>and development.</w:t>
-            </w:r>
-          </w:p>
-        </w:tc>
-        <w:tc>
-          <w:tcPr>
-            <w:tcW w:w="0" w:type="auto"/>
-            <w:hideMark/>
-          </w:tcPr>
-          <w:p>
-            <w:pPr>
-              <w:spacing w:after="160" w:line="278" w:lineRule="auto"/>
-              <w:cnfStyle w:val="000000100000" w:firstRow="0" w:lastRow="0" w:firstColumn="0" w:lastColumn="0" w:oddVBand="0" w:evenVBand="0" w:oddHBand="1" w:evenHBand="0" w:firstRowFirstColumn="0" w:firstRowLastColumn="0" w:lastRowFirstColumn="0" w:lastRowLastColumn="0"/>
+              <w:t>analysing</w:t>
+            </w:r>
+            <w:proofErr w:type="spellEnd"/>
+            <w:r>
+              <w:rPr>
+                <w:rFonts w:asciiTheme="majorBidi" w:hAnsiTheme="majorBidi" w:cstheme="majorBidi"/>
+              </w:rPr>
+              <w:t xml:space="preserve"> algorithms and improving model performance</w:t>
+            </w:r>
+          </w:p>
+        </w:tc>
+        <w:tc>
+          <w:tcPr>
+            <w:tcW w:w="0" w:type="auto"/>
+            <w:hideMark/>
+          </w:tcPr>
+          <w:p>
+            <w:pPr>
+              <w:spacing w:after="160" w:line="278" w:lineRule="auto"/>
               <w:rPr>
                 <w:rFonts w:asciiTheme="majorBidi" w:hAnsiTheme="majorBidi" w:cstheme="majorBidi"/>
               </w:rPr>
@@ -623,26 +612,25 @@
                 <w:rFonts w:asciiTheme="majorBidi" w:hAnsiTheme="majorBidi" w:cstheme="majorBidi"/>
               </w:rPr>
               <w:lastRenderedPageBreak/>
-              <w:t xml:space="preserve">Use Rolfe et al.’s (2001) questions to write biweekly </w:t>
+              <w:t>Review model evaluation strategies (ROC-</w:t>
             </w:r>
             <w:r>
               <w:rPr>
                 <w:rFonts w:asciiTheme="majorBidi" w:hAnsiTheme="majorBidi" w:cstheme="majorBidi"/>
               </w:rPr>
               <w:lastRenderedPageBreak/>
-              <w:t>reflective logs in Notion.</w:t>
-            </w:r>
-          </w:p>
-        </w:tc>
-        <w:tc>
-          <w:tcPr>
-            <w:tcW w:w="0" w:type="auto"/>
-            <w:hideMark/>
-          </w:tcPr>
-          <w:p>
-            <w:pPr>
-              <w:spacing w:after="160" w:line="278" w:lineRule="auto"/>
-              <w:cnfStyle w:val="000000100000" w:firstRow="0" w:lastRow="0" w:firstColumn="0" w:lastColumn="0" w:oddVBand="0" w:evenVBand="0" w:oddHBand="1" w:evenHBand="0" w:firstRowFirstColumn="0" w:firstRowLastColumn="0" w:lastRowFirstColumn="0" w:lastRowLastColumn="0"/>
+              <w:t>AUC, precision-recall, etc.); compare model outcomes analytically</w:t>
+            </w:r>
+          </w:p>
+        </w:tc>
+        <w:tc>
+          <w:tcPr>
+            <w:tcW w:w="0" w:type="auto"/>
+            <w:hideMark/>
+          </w:tcPr>
+          <w:p>
+            <w:pPr>
+              <w:spacing w:after="160" w:line="278" w:lineRule="auto"/>
               <w:rPr>
                 <w:rFonts w:asciiTheme="majorBidi" w:hAnsiTheme="majorBidi" w:cstheme="majorBidi"/>
               </w:rPr>
@@ -652,26 +640,59 @@
                 <w:rFonts w:asciiTheme="majorBidi" w:hAnsiTheme="majorBidi" w:cstheme="majorBidi"/>
               </w:rPr>
               <w:lastRenderedPageBreak/>
-              <w:t xml:space="preserve">Templates, peer support, reflective </w:t>
+              <w:t xml:space="preserve">Study materials from coursebook; use data </w:t>
+            </w:r>
+            <w:proofErr w:type="spellStart"/>
+            <w:r>
+              <w:rPr>
+                <w:rFonts w:asciiTheme="majorBidi" w:hAnsiTheme="majorBidi" w:cstheme="majorBidi"/>
+              </w:rPr>
+              <w:t>visualisation</w:t>
+            </w:r>
+            <w:proofErr w:type="spellEnd"/>
+            <w:r>
+              <w:rPr>
+                <w:rFonts w:asciiTheme="majorBidi" w:hAnsiTheme="majorBidi" w:cstheme="majorBidi"/>
+              </w:rPr>
+              <w:t xml:space="preserve"> libraries</w:t>
+            </w:r>
+          </w:p>
+        </w:tc>
+        <w:tc>
+          <w:tcPr>
+            <w:tcW w:w="0" w:type="auto"/>
+            <w:hideMark/>
+          </w:tcPr>
+          <w:p>
+            <w:pPr>
+              <w:spacing w:after="160" w:line="278" w:lineRule="auto"/>
+              <w:rPr>
+                <w:rFonts w:asciiTheme="majorBidi" w:hAnsiTheme="majorBidi" w:cstheme="majorBidi"/>
+              </w:rPr>
+            </w:pPr>
+            <w:r>
+              <w:rPr>
+                <w:rFonts w:asciiTheme="majorBidi" w:hAnsiTheme="majorBidi" w:cstheme="majorBidi"/>
+              </w:rPr>
+              <w:t xml:space="preserve">Improvement in coursework; deeper insights </w:t>
             </w:r>
             <w:r>
               <w:rPr>
                 <w:rFonts w:asciiTheme="majorBidi" w:hAnsiTheme="majorBidi" w:cstheme="majorBidi"/>
               </w:rPr>
               <w:lastRenderedPageBreak/>
-              <w:t>prompts from the course.</w:t>
-            </w:r>
-          </w:p>
-        </w:tc>
-        <w:tc>
-          <w:tcPr>
-            <w:tcW w:w="0" w:type="auto"/>
-            <w:hideMark/>
-          </w:tcPr>
-          <w:p>
-            <w:pPr>
-              <w:spacing w:after="160" w:line="278" w:lineRule="auto"/>
-              <w:cnfStyle w:val="000000100000" w:firstRow="0" w:lastRow="0" w:firstColumn="0" w:lastColumn="0" w:oddVBand="0" w:evenVBand="0" w:oddHBand="1" w:evenHBand="0" w:firstRowFirstColumn="0" w:firstRowLastColumn="0" w:lastRowFirstColumn="0" w:lastRowLastColumn="0"/>
+              <w:t>demonstrated in reflective essays and team reports</w:t>
+            </w:r>
+          </w:p>
+        </w:tc>
+        <w:tc>
+          <w:tcPr>
+            <w:tcW w:w="0" w:type="auto"/>
+            <w:hideMark/>
+          </w:tcPr>
+          <w:p>
+            <w:pPr>
+              <w:spacing w:after="160" w:line="278" w:lineRule="auto"/>
               <w:rPr>
                 <w:rFonts w:asciiTheme="majorBidi" w:hAnsiTheme="majorBidi" w:cstheme="majorBidi"/>
               </w:rPr>
@@ -681,379 +702,19 @@
                 <w:rFonts w:asciiTheme="majorBidi" w:hAnsiTheme="majorBidi" w:cstheme="majorBidi"/>
               </w:rPr>
               <w:lastRenderedPageBreak/>
-              <w:t>Consistent entries with depth; enhanced self-</w:t>
-            </w:r>
-            <w:r>
-              <w:rPr>
-                <w:rFonts w:asciiTheme="majorBidi" w:hAnsiTheme="majorBidi" w:cstheme="majorBidi"/>
-              </w:rPr>
-              <w:lastRenderedPageBreak/>
-              <w:t>awareness over time.</w:t>
-            </w:r>
-          </w:p>
-        </w:tc>
-        <w:tc>
-          <w:tcPr>
-            <w:tcW w:w="0" w:type="auto"/>
-            <w:hideMark/>
-          </w:tcPr>
-          <w:p>
-            <w:pPr>
-              <w:spacing w:after="160" w:line="278" w:lineRule="auto"/>
-              <w:cnfStyle w:val="000000100000" w:firstRow="0" w:lastRow="0" w:firstColumn="0" w:lastColumn="0" w:oddVBand="0" w:evenVBand="0" w:oddHBand="1" w:evenHBand="0" w:firstRowFirstColumn="0" w:firstRowLastColumn="0" w:lastRowFirstColumn="0" w:lastRowLastColumn="0"/>
-              <w:rPr>
-                <w:rFonts w:asciiTheme="majorBidi" w:hAnsiTheme="majorBidi" w:cstheme="majorBidi"/>
-              </w:rPr>
-            </w:pPr>
-            <w:r>
-              <w:rPr>
-                <w:rFonts w:asciiTheme="majorBidi" w:hAnsiTheme="majorBidi" w:cstheme="majorBidi"/>
-              </w:rPr>
-              <w:lastRenderedPageBreak/>
-              <w:t xml:space="preserve">Start: September 2025; Review: Monthly; </w:t>
-            </w:r>
-            <w:r>
-              <w:rPr>
-                <w:rFonts w:asciiTheme="majorBidi" w:hAnsiTheme="majorBidi" w:cstheme="majorBidi"/>
-              </w:rPr>
-              <w:lastRenderedPageBreak/>
-              <w:t>Completion: April 2026</w:t>
-            </w:r>
-          </w:p>
-        </w:tc>
-      </w:tr>
-      <w:tr>
-        <w:tc>
-          <w:tcPr>
-            <w:cnfStyle w:val="001000000000" w:firstRow="0" w:lastRow="0" w:firstColumn="1" w:lastColumn="0" w:oddVBand="0" w:evenVBand="0" w:oddHBand="0" w:evenHBand="0" w:firstRowFirstColumn="0" w:firstRowLastColumn="0" w:lastRowFirstColumn="0" w:lastRowLastColumn="0"/>
-            <w:tcW w:w="0" w:type="auto"/>
-            <w:hideMark/>
-          </w:tcPr>
-          <w:p>
-            <w:pPr>
-              <w:spacing w:after="160" w:line="278" w:lineRule="auto"/>
-              <w:rPr>
-                <w:rFonts w:asciiTheme="majorBidi" w:hAnsiTheme="majorBidi" w:cstheme="majorBidi"/>
-              </w:rPr>
-            </w:pPr>
-            <w:r>
-              <w:rPr>
-                <w:rFonts w:asciiTheme="majorBidi" w:hAnsiTheme="majorBidi" w:cstheme="majorBidi"/>
-              </w:rPr>
-              <w:lastRenderedPageBreak/>
-              <w:t>Develop a digital research portfolio for future use.</w:t>
-            </w:r>
-          </w:p>
-        </w:tc>
-        <w:tc>
-          <w:tcPr>
-            <w:tcW w:w="0" w:type="auto"/>
-            <w:hideMark/>
-          </w:tcPr>
-          <w:p>
-            <w:pPr>
-              <w:spacing w:after="160" w:line="278" w:lineRule="auto"/>
-              <w:cnfStyle w:val="000000000000" w:firstRow="0" w:lastRow="0" w:firstColumn="0" w:lastColumn="0" w:oddVBand="0" w:evenVBand="0" w:oddHBand="0" w:evenHBand="0" w:firstRowFirstColumn="0" w:firstRowLastColumn="0" w:lastRowFirstColumn="0" w:lastRowLastColumn="0"/>
-              <w:rPr>
-                <w:rFonts w:asciiTheme="majorBidi" w:hAnsiTheme="majorBidi" w:cstheme="majorBidi"/>
-              </w:rPr>
-            </w:pPr>
-            <w:r>
-              <w:rPr>
-                <w:rFonts w:asciiTheme="majorBidi" w:hAnsiTheme="majorBidi" w:cstheme="majorBidi"/>
-              </w:rPr>
-              <w:t>Archive course projects, reflections, visuals, and research summaries.</w:t>
-            </w:r>
-          </w:p>
-        </w:tc>
-        <w:tc>
-          <w:tcPr>
-            <w:tcW w:w="0" w:type="auto"/>
-            <w:hideMark/>
-          </w:tcPr>
-          <w:p>
-            <w:pPr>
-              <w:spacing w:after="160" w:line="278" w:lineRule="auto"/>
-              <w:cnfStyle w:val="000000000000" w:firstRow="0" w:lastRow="0" w:firstColumn="0" w:lastColumn="0" w:oddVBand="0" w:evenVBand="0" w:oddHBand="0" w:evenHBand="0" w:firstRowFirstColumn="0" w:firstRowLastColumn="0" w:lastRowFirstColumn="0" w:lastRowLastColumn="0"/>
-              <w:rPr>
-                <w:rFonts w:asciiTheme="majorBidi" w:hAnsiTheme="majorBidi" w:cstheme="majorBidi"/>
-              </w:rPr>
-            </w:pPr>
-            <w:r>
-              <w:rPr>
-                <w:rFonts w:asciiTheme="majorBidi" w:hAnsiTheme="majorBidi" w:cstheme="majorBidi"/>
-              </w:rPr>
-              <w:t>Use tools like Notion, Trello, or Google Drive; guidance from tutors.</w:t>
-            </w:r>
-          </w:p>
-        </w:tc>
-        <w:tc>
-          <w:tcPr>
-            <w:tcW w:w="0" w:type="auto"/>
-            <w:hideMark/>
-          </w:tcPr>
-          <w:p>
-            <w:pPr>
-              <w:spacing w:after="160" w:line="278" w:lineRule="auto"/>
-              <w:cnfStyle w:val="000000000000" w:firstRow="0" w:lastRow="0" w:firstColumn="0" w:lastColumn="0" w:oddVBand="0" w:evenVBand="0" w:oddHBand="0" w:evenHBand="0" w:firstRowFirstColumn="0" w:firstRowLastColumn="0" w:lastRowFirstColumn="0" w:lastRowLastColumn="0"/>
-              <w:rPr>
-                <w:rFonts w:asciiTheme="majorBidi" w:hAnsiTheme="majorBidi" w:cstheme="majorBidi"/>
-              </w:rPr>
-            </w:pPr>
-            <w:r>
-              <w:rPr>
-                <w:rFonts w:asciiTheme="majorBidi" w:hAnsiTheme="majorBidi" w:cstheme="majorBidi"/>
-              </w:rPr>
-              <w:t>Well-organized portfolio to showcase during dissertation planning or job interviews.</w:t>
-            </w:r>
-          </w:p>
-        </w:tc>
-        <w:tc>
-          <w:tcPr>
-            <w:tcW w:w="0" w:type="auto"/>
-            <w:hideMark/>
-          </w:tcPr>
-          <w:p>
-            <w:pPr>
-              <w:spacing w:after="160" w:line="278" w:lineRule="auto"/>
-              <w:cnfStyle w:val="000000000000" w:firstRow="0" w:lastRow="0" w:firstColumn="0" w:lastColumn="0" w:oddVBand="0" w:evenVBand="0" w:oddHBand="0" w:evenHBand="0" w:firstRowFirstColumn="0" w:firstRowLastColumn="0" w:lastRowFirstColumn="0" w:lastRowLastColumn="0"/>
-              <w:rPr>
-                <w:rFonts w:asciiTheme="majorBidi" w:hAnsiTheme="majorBidi" w:cstheme="majorBidi"/>
-              </w:rPr>
-            </w:pPr>
-            <w:r>
-              <w:rPr>
-                <w:rFonts w:asciiTheme="majorBidi" w:hAnsiTheme="majorBidi" w:cstheme="majorBidi"/>
-              </w:rPr>
-              <w:t>Review: February 2026; Completion: May 2026</w:t>
-            </w:r>
-          </w:p>
-        </w:tc>
-      </w:tr>
-      <w:tr>
-        <w:trPr>
-          <w:cnfStyle w:val="000000100000" w:firstRow="0" w:lastRow="0" w:firstColumn="0" w:lastColumn="0" w:oddVBand="0" w:evenVBand="0" w:oddHBand="1" w:evenHBand="0" w:firstRowFirstColumn="0" w:firstRowLastColumn="0" w:lastRowFirstColumn="0" w:lastRowLastColumn="0"/>
-        </w:trPr>
-        <w:tc>
-          <w:tcPr>
-            <w:cnfStyle w:val="001000000000" w:firstRow="0" w:lastRow="0" w:firstColumn="1" w:lastColumn="0" w:oddVBand="0" w:evenVBand="0" w:oddHBand="0" w:evenHBand="0" w:firstRowFirstColumn="0" w:firstRowLastColumn="0" w:lastRowFirstColumn="0" w:lastRowLastColumn="0"/>
-            <w:tcW w:w="0" w:type="auto"/>
-            <w:hideMark/>
-          </w:tcPr>
-          <w:p>
-            <w:pPr>
-              <w:spacing w:after="160" w:line="278" w:lineRule="auto"/>
-              <w:rPr>
-                <w:rFonts w:asciiTheme="majorBidi" w:hAnsiTheme="majorBidi" w:cstheme="majorBidi"/>
-              </w:rPr>
-            </w:pPr>
-            <w:r>
-              <w:rPr>
-                <w:rFonts w:asciiTheme="majorBidi" w:hAnsiTheme="majorBidi" w:cstheme="majorBidi"/>
-              </w:rPr>
-              <w:t>Strengthen oral presentation skills and confidence.</w:t>
-            </w:r>
-          </w:p>
-        </w:tc>
-        <w:tc>
-          <w:tcPr>
-            <w:tcW w:w="0" w:type="auto"/>
-            <w:hideMark/>
-          </w:tcPr>
-          <w:p>
-            <w:pPr>
-              <w:spacing w:after="160" w:line="278" w:lineRule="auto"/>
-              <w:cnfStyle w:val="000000100000" w:firstRow="0" w:lastRow="0" w:firstColumn="0" w:lastColumn="0" w:oddVBand="0" w:evenVBand="0" w:oddHBand="1" w:evenHBand="0" w:firstRowFirstColumn="0" w:firstRowLastColumn="0" w:lastRowFirstColumn="0" w:lastRowLastColumn="0"/>
-              <w:rPr>
-                <w:rFonts w:asciiTheme="majorBidi" w:hAnsiTheme="majorBidi" w:cstheme="majorBidi"/>
-              </w:rPr>
-            </w:pPr>
-            <w:r>
-              <w:rPr>
-                <w:rFonts w:asciiTheme="majorBidi" w:hAnsiTheme="majorBidi" w:cstheme="majorBidi"/>
-              </w:rPr>
-              <w:t>Volunteer for mini-presentations in class; participate in peer-led seminars.</w:t>
-            </w:r>
-          </w:p>
-        </w:tc>
-        <w:tc>
-          <w:tcPr>
-            <w:tcW w:w="0" w:type="auto"/>
-            <w:hideMark/>
-          </w:tcPr>
-          <w:p>
-            <w:pPr>
-              <w:spacing w:after="160" w:line="278" w:lineRule="auto"/>
-              <w:cnfStyle w:val="000000100000" w:firstRow="0" w:lastRow="0" w:firstColumn="0" w:lastColumn="0" w:oddVBand="0" w:evenVBand="0" w:oddHBand="1" w:evenHBand="0" w:firstRowFirstColumn="0" w:firstRowLastColumn="0" w:lastRowFirstColumn="0" w:lastRowLastColumn="0"/>
-              <w:rPr>
-                <w:rFonts w:asciiTheme="majorBidi" w:hAnsiTheme="majorBidi" w:cstheme="majorBidi"/>
-              </w:rPr>
-            </w:pPr>
-            <w:r>
-              <w:rPr>
-                <w:rFonts w:asciiTheme="majorBidi" w:hAnsiTheme="majorBidi" w:cstheme="majorBidi"/>
-              </w:rPr>
-              <w:t>Peer and tutor feedback, presentation skill workshops.</w:t>
-            </w:r>
-          </w:p>
-        </w:tc>
-        <w:tc>
-          <w:tcPr>
-            <w:tcW w:w="0" w:type="auto"/>
-            <w:hideMark/>
-          </w:tcPr>
-          <w:p>
-            <w:pPr>
-              <w:spacing w:after="160" w:line="278" w:lineRule="auto"/>
-              <w:cnfStyle w:val="000000100000" w:firstRow="0" w:lastRow="0" w:firstColumn="0" w:lastColumn="0" w:oddVBand="0" w:evenVBand="0" w:oddHBand="1" w:evenHBand="0" w:firstRowFirstColumn="0" w:firstRowLastColumn="0" w:lastRowFirstColumn="0" w:lastRowLastColumn="0"/>
-              <w:rPr>
-                <w:rFonts w:asciiTheme="majorBidi" w:hAnsiTheme="majorBidi" w:cstheme="majorBidi"/>
-              </w:rPr>
-            </w:pPr>
-            <w:r>
-              <w:rPr>
-                <w:rFonts w:asciiTheme="majorBidi" w:hAnsiTheme="majorBidi" w:cstheme="majorBidi"/>
-              </w:rPr>
-              <w:t>More confident delivery and clarity in group work presentations; improved feedback.</w:t>
-            </w:r>
-          </w:p>
-        </w:tc>
-        <w:tc>
-          <w:tcPr>
-            <w:tcW w:w="0" w:type="auto"/>
-            <w:hideMark/>
-          </w:tcPr>
-          <w:p>
-            <w:pPr>
-              <w:spacing w:after="160" w:line="278" w:lineRule="auto"/>
-              <w:cnfStyle w:val="000000100000" w:firstRow="0" w:lastRow="0" w:firstColumn="0" w:lastColumn="0" w:oddVBand="0" w:evenVBand="0" w:oddHBand="1" w:evenHBand="0" w:firstRowFirstColumn="0" w:firstRowLastColumn="0" w:lastRowFirstColumn="0" w:lastRowLastColumn="0"/>
-              <w:rPr>
-                <w:rFonts w:asciiTheme="majorBidi" w:hAnsiTheme="majorBidi" w:cstheme="majorBidi"/>
-              </w:rPr>
-            </w:pPr>
-            <w:r>
-              <w:rPr>
-                <w:rFonts w:asciiTheme="majorBidi" w:hAnsiTheme="majorBidi" w:cstheme="majorBidi"/>
-              </w:rPr>
-              <w:t>Review: November 2025; Completion: March 2026</w:t>
-            </w:r>
-          </w:p>
-        </w:tc>
-      </w:tr>
-      <w:tr>
-        <w:tc>
-          <w:tcPr>
-            <w:cnfStyle w:val="001000000000" w:firstRow="0" w:lastRow="0" w:firstColumn="1" w:lastColumn="0" w:oddVBand="0" w:evenVBand="0" w:oddHBand="0" w:evenHBand="0" w:firstRowFirstColumn="0" w:firstRowLastColumn="0" w:lastRowFirstColumn="0" w:lastRowLastColumn="0"/>
-            <w:tcW w:w="0" w:type="auto"/>
-            <w:hideMark/>
-          </w:tcPr>
-          <w:p>
-            <w:pPr>
-              <w:spacing w:after="160" w:line="278" w:lineRule="auto"/>
-              <w:rPr>
-                <w:rFonts w:asciiTheme="majorBidi" w:hAnsiTheme="majorBidi" w:cstheme="majorBidi"/>
-              </w:rPr>
-            </w:pPr>
-            <w:r>
-              <w:rPr>
-                <w:rFonts w:asciiTheme="majorBidi" w:hAnsiTheme="majorBidi" w:cstheme="majorBidi"/>
-              </w:rPr>
-              <w:t>Understand and apply ethical research principles effectively.</w:t>
-            </w:r>
-          </w:p>
-        </w:tc>
-        <w:tc>
-          <w:tcPr>
-            <w:tcW w:w="0" w:type="auto"/>
-            <w:hideMark/>
-          </w:tcPr>
-          <w:p>
-            <w:pPr>
-              <w:spacing w:after="160" w:line="278" w:lineRule="auto"/>
-              <w:cnfStyle w:val="000000000000" w:firstRow="0" w:lastRow="0" w:firstColumn="0" w:lastColumn="0" w:oddVBand="0" w:evenVBand="0" w:oddHBand="0" w:evenHBand="0" w:firstRowFirstColumn="0" w:firstRowLastColumn="0" w:lastRowFirstColumn="0" w:lastRowLastColumn="0"/>
-              <w:rPr>
-                <w:rFonts w:asciiTheme="majorBidi" w:hAnsiTheme="majorBidi" w:cstheme="majorBidi"/>
-              </w:rPr>
-            </w:pPr>
-            <w:r>
-              <w:rPr>
-                <w:rFonts w:asciiTheme="majorBidi" w:hAnsiTheme="majorBidi" w:cstheme="majorBidi"/>
-              </w:rPr>
-              <w:t>S</w:t>
-            </w:r>
-            <w:r>
-              <w:rPr>
-                <w:rFonts w:asciiTheme="majorBidi" w:hAnsiTheme="majorBidi" w:cstheme="majorBidi"/>
-              </w:rPr>
-              <w:t>tudy BERA guidelines and apply to future projects.</w:t>
-            </w:r>
-          </w:p>
-        </w:tc>
-        <w:tc>
-          <w:tcPr>
-            <w:tcW w:w="0" w:type="auto"/>
-            <w:hideMark/>
-          </w:tcPr>
-          <w:p>
-            <w:pPr>
-              <w:spacing w:after="160" w:line="278" w:lineRule="auto"/>
-              <w:cnfStyle w:val="000000000000" w:firstRow="0" w:lastRow="0" w:firstColumn="0" w:lastColumn="0" w:oddVBand="0" w:evenVBand="0" w:oddHBand="0" w:evenHBand="0" w:firstRowFirstColumn="0" w:firstRowLastColumn="0" w:lastRowFirstColumn="0" w:lastRowLastColumn="0"/>
-              <w:rPr>
-                <w:rFonts w:asciiTheme="majorBidi" w:hAnsiTheme="majorBidi" w:cstheme="majorBidi"/>
-              </w:rPr>
-            </w:pPr>
-            <w:r>
-              <w:rPr>
-                <w:rFonts w:asciiTheme="majorBidi" w:hAnsiTheme="majorBidi" w:cstheme="majorBidi"/>
-              </w:rPr>
-              <w:t>Access to case studies, ethics tutorials, tutor support.</w:t>
-            </w:r>
-          </w:p>
-        </w:tc>
-        <w:tc>
-          <w:tcPr>
-            <w:tcW w:w="0" w:type="auto"/>
-            <w:hideMark/>
-          </w:tcPr>
-          <w:p>
-            <w:pPr>
-              <w:spacing w:after="160" w:line="278" w:lineRule="auto"/>
-              <w:cnfStyle w:val="000000000000" w:firstRow="0" w:lastRow="0" w:firstColumn="0" w:lastColumn="0" w:oddVBand="0" w:evenVBand="0" w:oddHBand="0" w:evenHBand="0" w:firstRowFirstColumn="0" w:firstRowLastColumn="0" w:lastRowFirstColumn="0" w:lastRowLastColumn="0"/>
-              <w:rPr>
-                <w:rFonts w:asciiTheme="majorBidi" w:hAnsiTheme="majorBidi" w:cstheme="majorBidi"/>
-              </w:rPr>
-            </w:pPr>
-            <w:r>
-              <w:rPr>
-                <w:rFonts w:asciiTheme="majorBidi" w:hAnsiTheme="majorBidi" w:cstheme="majorBidi"/>
-              </w:rPr>
-              <w:t>Ability to write a comprehensive and justified ethics form; demonstrated in coursework.</w:t>
-            </w:r>
-          </w:p>
-        </w:tc>
-        <w:tc>
-          <w:tcPr>
-            <w:tcW w:w="0" w:type="auto"/>
-            <w:hideMark/>
-          </w:tcPr>
-          <w:p>
-            <w:pPr>
-              <w:spacing w:after="160" w:line="278" w:lineRule="auto"/>
-              <w:cnfStyle w:val="000000000000" w:firstRow="0" w:lastRow="0" w:firstColumn="0" w:lastColumn="0" w:oddVBand="0" w:evenVBand="0" w:oddHBand="0" w:evenHBand="0" w:firstRowFirstColumn="0" w:firstRowLastColumn="0" w:lastRowFirstColumn="0" w:lastRowLastColumn="0"/>
-              <w:rPr>
-                <w:rFonts w:asciiTheme="majorBidi" w:hAnsiTheme="majorBidi" w:cstheme="majorBidi"/>
-              </w:rPr>
-            </w:pPr>
-            <w:r>
-              <w:rPr>
-                <w:rFonts w:asciiTheme="majorBidi" w:hAnsiTheme="majorBidi" w:cstheme="majorBidi"/>
-              </w:rPr>
-              <w:t>Completion: January 2026</w:t>
+              <w:t>December 2025</w:t>
             </w:r>
           </w:p>
         </w:tc>
       </w:tr>
     </w:tbl>
+    <w:p>
+      <w:pPr>
+        <w:rPr>
+          <w:rFonts w:asciiTheme="majorBidi" w:hAnsiTheme="majorBidi" w:cstheme="majorBidi"/>
+        </w:rPr>
+      </w:pPr>
+    </w:p>
     <w:p>
       <w:pPr>
         <w:rPr>
@@ -1479,7 +1140,7 @@
     <w:link w:val="Heading1Char"/>
     <w:uiPriority w:val="9"/>
     <w:qFormat/>
-    <w:rsid w:val="00806AF5"/>
+    <w:rsid w:val="00D17252"/>
     <w:pPr>
       <w:keepNext/>
       <w:keepLines/>
@@ -1502,7 +1163,7 @@
     <w:semiHidden/>
     <w:unhideWhenUsed/>
     <w:qFormat/>
-    <w:rsid w:val="00806AF5"/>
+    <w:rsid w:val="00D17252"/>
     <w:pPr>
       <w:keepNext/>
       <w:keepLines/>
@@ -1525,7 +1186,7 @@
     <w:semiHidden/>
     <w:unhideWhenUsed/>
     <w:qFormat/>
-    <w:rsid w:val="00806AF5"/>
+    <w:rsid w:val="00D17252"/>
     <w:pPr>
       <w:keepNext/>
       <w:keepLines/>
@@ -1548,7 +1209,7 @@
     <w:semiHidden/>
     <w:unhideWhenUsed/>
     <w:qFormat/>
-    <w:rsid w:val="00806AF5"/>
+    <w:rsid w:val="00D17252"/>
     <w:pPr>
       <w:keepNext/>
       <w:keepLines/>
@@ -1571,7 +1232,7 @@
     <w:semiHidden/>
     <w:unhideWhenUsed/>
     <w:qFormat/>
-    <w:rsid w:val="00806AF5"/>
+    <w:rsid w:val="00D17252"/>
     <w:pPr>
       <w:keepNext/>
       <w:keepLines/>
@@ -1592,7 +1253,7 @@
     <w:semiHidden/>
     <w:unhideWhenUsed/>
     <w:qFormat/>
-    <w:rsid w:val="00806AF5"/>
+    <w:rsid w:val="00D17252"/>
     <w:pPr>
       <w:keepNext/>
       <w:keepLines/>
@@ -1615,7 +1276,7 @@
     <w:semiHidden/>
     <w:unhideWhenUsed/>
     <w:qFormat/>
-    <w:rsid w:val="00806AF5"/>
+    <w:rsid w:val="00D17252"/>
     <w:pPr>
       <w:keepNext/>
       <w:keepLines/>
@@ -1636,7 +1297,7 @@
     <w:semiHidden/>
     <w:unhideWhenUsed/>
     <w:qFormat/>
-    <w:rsid w:val="00806AF5"/>
+    <w:rsid w:val="00D17252"/>
     <w:pPr>
       <w:keepNext/>
       <w:keepLines/>
@@ -1659,7 +1320,7 @@
     <w:semiHidden/>
     <w:unhideWhenUsed/>
     <w:qFormat/>
-    <w:rsid w:val="00806AF5"/>
+    <w:rsid w:val="00D17252"/>
     <w:pPr>
       <w:keepNext/>
       <w:keepLines/>
@@ -1702,7 +1363,7 @@
     <w:basedOn w:val="DefaultParagraphFont"/>
     <w:link w:val="Heading1"/>
     <w:uiPriority w:val="9"/>
-    <w:rsid w:val="00806AF5"/>
+    <w:rsid w:val="00D17252"/>
     <w:rPr>
       <w:rFonts w:asciiTheme="majorHAnsi" w:eastAsiaTheme="majorEastAsia" w:hAnsiTheme="majorHAnsi" w:cstheme="majorBidi"/>
       <w:color w:val="2E74B5" w:themeColor="accent1" w:themeShade="BF"/>
@@ -1716,7 +1377,7 @@
     <w:link w:val="Heading2"/>
     <w:uiPriority w:val="9"/>
     <w:semiHidden/>
-    <w:rsid w:val="00806AF5"/>
+    <w:rsid w:val="00D17252"/>
     <w:rPr>
       <w:rFonts w:asciiTheme="majorHAnsi" w:eastAsiaTheme="majorEastAsia" w:hAnsiTheme="majorHAnsi" w:cstheme="majorBidi"/>
       <w:color w:val="2E74B5" w:themeColor="accent1" w:themeShade="BF"/>
@@ -1730,7 +1391,7 @@
     <w:link w:val="Heading3"/>
     <w:uiPriority w:val="9"/>
     <w:semiHidden/>
-    <w:rsid w:val="00806AF5"/>
+    <w:rsid w:val="00D17252"/>
     <w:rPr>
       <w:rFonts w:eastAsiaTheme="majorEastAsia" w:cstheme="majorBidi"/>
       <w:color w:val="2E74B5" w:themeColor="accent1" w:themeShade="BF"/>
@@ -1744,7 +1405,7 @@
     <w:link w:val="Heading4"/>
     <w:uiPriority w:val="9"/>
     <w:semiHidden/>
-    <w:rsid w:val="00806AF5"/>
+    <w:rsid w:val="00D17252"/>
     <w:rPr>
       <w:rFonts w:eastAsiaTheme="majorEastAsia" w:cstheme="majorBidi"/>
       <w:i/>
@@ -1758,7 +1419,7 @@
     <w:link w:val="Heading5"/>
     <w:uiPriority w:val="9"/>
     <w:semiHidden/>
-    <w:rsid w:val="00806AF5"/>
+    <w:rsid w:val="00D17252"/>
     <w:rPr>
       <w:rFonts w:eastAsiaTheme="majorEastAsia" w:cstheme="majorBidi"/>
       <w:color w:val="2E74B5" w:themeColor="accent1" w:themeShade="BF"/>
@@ -1770,7 +1431,7 @@
     <w:link w:val="Heading6"/>
     <w:uiPriority w:val="9"/>
     <w:semiHidden/>
-    <w:rsid w:val="00806AF5"/>
+    <w:rsid w:val="00D17252"/>
     <w:rPr>
       <w:rFonts w:eastAsiaTheme="majorEastAsia" w:cstheme="majorBidi"/>
       <w:i/>
@@ -1784,7 +1445,7 @@
     <w:link w:val="Heading7"/>
     <w:uiPriority w:val="9"/>
     <w:semiHidden/>
-    <w:rsid w:val="00806AF5"/>
+    <w:rsid w:val="00D17252"/>
     <w:rPr>
       <w:rFonts w:eastAsiaTheme="majorEastAsia" w:cstheme="majorBidi"/>
       <w:color w:val="595959" w:themeColor="text1" w:themeTint="A6"/>
@@ -1796,7 +1457,7 @@
     <w:link w:val="Heading8"/>
     <w:uiPriority w:val="9"/>
     <w:semiHidden/>
-    <w:rsid w:val="00806AF5"/>
+    <w:rsid w:val="00D17252"/>
     <w:rPr>
       <w:rFonts w:eastAsiaTheme="majorEastAsia" w:cstheme="majorBidi"/>
       <w:i/>
@@ -1810,7 +1471,7 @@
     <w:link w:val="Heading9"/>
     <w:uiPriority w:val="9"/>
     <w:semiHidden/>
-    <w:rsid w:val="00806AF5"/>
+    <w:rsid w:val="00D17252"/>
     <w:rPr>
       <w:rFonts w:eastAsiaTheme="majorEastAsia" w:cstheme="majorBidi"/>
       <w:color w:val="272727" w:themeColor="text1" w:themeTint="D8"/>
@@ -1823,7 +1484,7 @@
     <w:link w:val="TitleChar"/>
     <w:uiPriority w:val="10"/>
     <w:qFormat/>
-    <w:rsid w:val="00806AF5"/>
+    <w:rsid w:val="00D17252"/>
     <w:pPr>
       <w:spacing w:after="80" w:line="240" w:lineRule="auto"/>
       <w:contextualSpacing/>
@@ -1841,7 +1502,7 @@
     <w:basedOn w:val="DefaultParagraphFont"/>
     <w:link w:val="Title"/>
     <w:uiPriority w:val="10"/>
-    <w:rsid w:val="00806AF5"/>
+    <w:rsid w:val="00D17252"/>
     <w:rPr>
       <w:rFonts w:asciiTheme="majorHAnsi" w:eastAsiaTheme="majorEastAsia" w:hAnsiTheme="majorHAnsi" w:cstheme="majorBidi"/>
       <w:spacing w:val="-10"/>
@@ -1857,7 +1518,7 @@
     <w:link w:val="SubtitleChar"/>
     <w:uiPriority w:val="11"/>
     <w:qFormat/>
-    <w:rsid w:val="00806AF5"/>
+    <w:rsid w:val="00D17252"/>
     <w:pPr>
       <w:numPr>
         <w:ilvl w:val="1"/>
@@ -1876,7 +1537,7 @@
     <w:basedOn w:val="DefaultParagraphFont"/>
     <w:link w:val="Subtitle"/>
     <w:uiPriority w:val="11"/>
-    <w:rsid w:val="00806AF5"/>
+    <w:rsid w:val="00D17252"/>
     <w:rPr>
       <w:rFonts w:eastAsiaTheme="majorEastAsia" w:cstheme="majorBidi"/>
       <w:color w:val="595959" w:themeColor="text1" w:themeTint="A6"/>
@@ -1892,7 +1553,7 @@
     <w:link w:val="QuoteChar"/>
     <w:uiPriority w:val="29"/>
     <w:qFormat/>
-    <w:rsid w:val="00806AF5"/>
+    <w:rsid w:val="00D17252"/>
     <w:pPr>
       <w:spacing w:before="160"/>
       <w:jc w:val="center"/>
@@ -1908,7 +1569,7 @@
     <w:basedOn w:val="DefaultParagraphFont"/>
     <w:link w:val="Quote"/>
     <w:uiPriority w:val="29"/>
-    <w:rsid w:val="00806AF5"/>
+    <w:rsid w:val="00D17252"/>
     <w:rPr>
       <w:i/>
       <w:iCs/>
@@ -1920,7 +1581,7 @@
     <w:basedOn w:val="Normal"/>
     <w:uiPriority w:val="34"/>
     <w:qFormat/>
-    <w:rsid w:val="00806AF5"/>
+    <w:rsid w:val="00D17252"/>
     <w:pPr>
       <w:ind w:left="720"/>
       <w:contextualSpacing/>
@@ -1931,7 +1592,7 @@
     <w:basedOn w:val="DefaultParagraphFont"/>
     <w:uiPriority w:val="21"/>
     <w:qFormat/>
-    <w:rsid w:val="00806AF5"/>
+    <w:rsid w:val="00D17252"/>
     <w:rPr>
       <w:i/>
       <w:iCs/>
@@ -1945,7 +1606,7 @@
     <w:link w:val="IntenseQuoteChar"/>
     <w:uiPriority w:val="30"/>
     <w:qFormat/>
-    <w:rsid w:val="00806AF5"/>
+    <w:rsid w:val="00D17252"/>
     <w:pPr>
       <w:pBdr>
         <w:top w:val="single" w:sz="4" w:space="10" w:color="2E74B5" w:themeColor="accent1" w:themeShade="BF"/>
@@ -1966,7 +1627,7 @@
     <w:basedOn w:val="DefaultParagraphFont"/>
     <w:link w:val="IntenseQuote"/>
     <w:uiPriority w:val="30"/>
-    <w:rsid w:val="00806AF5"/>
+    <w:rsid w:val="00D17252"/>
     <w:rPr>
       <w:i/>
       <w:iCs/>
@@ -1978,7 +1639,7 @@
     <w:basedOn w:val="DefaultParagraphFont"/>
     <w:uiPriority w:val="32"/>
     <w:qFormat/>
-    <w:rsid w:val="00806AF5"/>
+    <w:rsid w:val="00D17252"/>
     <w:rPr>
       <w:b/>
       <w:bCs/>
@@ -1991,7 +1652,7 @@
     <w:name w:val="Plain Table 1"/>
     <w:basedOn w:val="TableNormal"/>
     <w:uiPriority w:val="41"/>
-    <w:rsid w:val="00806AF5"/>
+    <w:rsid w:val="00D17252"/>
     <w:pPr>
       <w:spacing w:after="0" w:line="240" w:lineRule="auto"/>
     </w:pPr>
@@ -2054,7 +1715,7 @@
     <w:name w:val="Grid Table Light"/>
     <w:basedOn w:val="TableNormal"/>
     <w:uiPriority w:val="40"/>
-    <w:rsid w:val="00806AF5"/>
+    <w:rsid w:val="00D17252"/>
     <w:pPr>
       <w:spacing w:after="0" w:line="240" w:lineRule="auto"/>
     </w:pPr>
